--- a/res/synthetic_fascicoli/fascicoli/fascicolo_sintetico_029/sentenza.docx
+++ b/res/synthetic_fascicoli/fascicoli/fascicolo_sintetico_029/sentenza.docx
@@ -338,7 +338,7 @@
               <w:rStyle w:val="PlaceholderText"/>
               <w:lang w:val="en-US"/>
             </w:rPr>
-            <w:t>901/2025</w:t>
+            <w:t>971/2025</w:t>
           </w:r>
         </w:sdtContent>
       </w:sdt>
@@ -400,7 +400,7 @@
               <w:rStyle w:val="PlaceholderText"/>
               <w:lang w:val="en-US"/>
             </w:rPr>
-            <w:t>Marco Moretti-Silva, Luca Bianchi</w:t>
+            <w:t>Jose Rodrigues-Souza, Mateus Almeida</w:t>
           </w:r>
         </w:sdtContent>
       </w:sdt>
@@ -444,7 +444,7 @@
               <w:rStyle w:val="PlaceholderText"/>
               <w:lang w:val="en-US"/>
             </w:rPr>
-            <w:t>Elena Rossi, Francesca Leoni</w:t>
+            <w:t>Antonio Oliveira, Beatriz Ribeiro</w:t>
           </w:r>
         </w:sdtContent>
       </w:sdt>
@@ -805,7 +805,7 @@
             <w:rPr>
               <w:rStyle w:val="PlaceholderText"/>
             </w:rPr>
-            <w:t>13-06-2025</w:t>
+            <w:t>07-12-2025</w:t>
           </w:r>
         </w:sdtContent>
       </w:sdt>
@@ -909,7 +909,7 @@
               <w:rStyle w:val="PlaceholderText"/>
               <w:lang w:val="en-US"/>
             </w:rPr>
-            <w:t>Il Ministero dell'Interno, tramite l'Avvocatura Distrettuale dello Stato di Brescia, si è costituito in giudizio il 09-05-2024.</w:t>
+            <w:t>Nonostante la regolare notificazione del ricorso, il Ministero dell'Interno non si è costituito.</w:t>
           </w:r>
         </w:sdtContent>
       </w:sdt>
@@ -1034,7 +1034,7 @@
             <w:rPr>
               <w:rStyle w:val="PlaceholderText"/>
             </w:rPr>
-            <w:t>Luca Carlo Bianchi</w:t>
+            <w:t>Carlos Miguel Pereira</w:t>
           </w:r>
         </w:sdtContent>
       </w:sdt>
@@ -1092,7 +1092,7 @@
               <w:rStyle w:val="PlaceholderText"/>
               <w:lang w:val="en-US"/>
             </w:rPr>
-            <w:t>Brescia</w:t>
+            <w:t>Mantova</w:t>
           </w:r>
         </w:sdtContent>
       </w:sdt>
@@ -1149,7 +1149,7 @@
               <w:rStyle w:val="PlaceholderText"/>
               <w:lang w:val="en-US"/>
             </w:rPr>
-            <w:t>10-04-1859</w:t>
+            <w:t>01-11-1850</w:t>
           </w:r>
         </w:sdtContent>
       </w:sdt>
@@ -1368,7 +1368,7 @@
               <w:rStyle w:val="PlaceholderText"/>
               <w:lang w:val="en-US"/>
             </w:rPr>
-            <w:t>Linea di discendenza allegata: Luca Carlo Bianchi -&gt; Marco Moretti</w:t>
+            <w:t>Linea di discendenza allegata: Carlos Miguel Pereira -&gt; Renata Costa-Pereira -&gt; Jose Rodrigues</w:t>
           </w:r>
         </w:sdtContent>
       </w:sdt>
@@ -2803,7 +2803,7 @@
               <w:rStyle w:val="PlaceholderText"/>
               <w:lang w:val="en-US"/>
             </w:rPr>
-            <w:t>Di contro, il Ministero dell'Interno si è limitato a evocare l'accertamento di eventuali fattispecie estintive del diritto, senza nemmeno allegarle (né aver provato una richiesta di informazioni all'Autorità Consolare).</w:t>
+            <w:t>Di contro, il Ministero dell'Interno non si è costituito.</w:t>
           </w:r>
         </w:p>
       </w:sdtContent>
@@ -3247,9 +3247,9 @@
               <w:rStyle w:val="PlaceholderText"/>
               <w:lang w:val="en-US"/>
             </w:rPr>
-            <w:t>Marco Moretti-Silva, nato/a a Brasilia il 26-03-1939</w:t>
+            <w:t>Jose Rodrigues-Souza, nato/a a Niteroi il 18-09-1996</w:t>
             <w:br/>
-            <w:t>Luca Bianchi, nato/a a Santos il 26-08-1975</w:t>
+            <w:t>Mateus Almeida, nato/a a  il </w:t>
           </w:r>
         </w:p>
       </w:sdtContent>
@@ -3399,7 +3399,7 @@
               <w:rStyle w:val="PlaceholderText"/>
               <w:lang w:val="en-US"/>
             </w:rPr>
-            <w:t>dichiara improcedibile la domanda presentata da Luca Bianchi;</w:t>
+            <w:t>dichiara improcedibile la domanda presentata da Mateus Almeida;</w:t>
           </w:r>
         </w:p>
       </w:sdtContent>
